--- a/01_AIE01/AIE01 - Revision Notes.docx
+++ b/01_AIE01/AIE01 - Revision Notes.docx
@@ -4,6 +4,9 @@
   <w:body>
     <w:p>
       <w:r>
+        <w:rPr>
+          <w:noProof/>
+        </w:rPr>
         <w:drawing>
           <wp:inline distT="0" distB="0" distL="0" distR="0" wp14:anchorId="20D9587D" wp14:editId="4D246443">
             <wp:extent cx="3277057" cy="8830907"/>
@@ -46,6 +49,9 @@
     <w:p/>
     <w:p>
       <w:r>
+        <w:rPr>
+          <w:noProof/>
+        </w:rPr>
         <w:lastRenderedPageBreak/>
         <w:drawing>
           <wp:inline distT="0" distB="0" distL="0" distR="0" wp14:anchorId="1D56D2B8" wp14:editId="26DE8F6C">
@@ -86,6 +92,9 @@
     </w:p>
     <w:p>
       <w:r>
+        <w:rPr>
+          <w:noProof/>
+        </w:rPr>
         <w:lastRenderedPageBreak/>
         <w:drawing>
           <wp:inline distT="0" distB="0" distL="0" distR="0" wp14:anchorId="1D7E9CBB" wp14:editId="3024DB48">
@@ -137,7 +146,15 @@
         <w:t xml:space="preserve">2/ </w:t>
       </w:r>
       <w:r>
-        <w:t>AI operates at a scale and speed humans could never achieve on their own</w:t>
+        <w:t xml:space="preserve">AI operates at a </w:t>
+      </w:r>
+      <w:proofErr w:type="gramStart"/>
+      <w:r>
+        <w:t>scale</w:t>
+      </w:r>
+      <w:proofErr w:type="gramEnd"/>
+      <w:r>
+        <w:t xml:space="preserve"> and speed humans could never achieve on their own</w:t>
       </w:r>
     </w:p>
     <w:p>
@@ -179,6 +196,9 @@
     <w:p/>
     <w:p>
       <w:r>
+        <w:rPr>
+          <w:noProof/>
+        </w:rPr>
         <w:lastRenderedPageBreak/>
         <w:drawing>
           <wp:inline distT="0" distB="0" distL="0" distR="0" wp14:anchorId="653A3937" wp14:editId="156851AA">
@@ -271,6 +291,9 @@
     <w:p/>
     <w:p>
       <w:r>
+        <w:rPr>
+          <w:noProof/>
+        </w:rPr>
         <w:lastRenderedPageBreak/>
         <w:drawing>
           <wp:inline distT="0" distB="0" distL="0" distR="0" wp14:anchorId="6E02C7AF" wp14:editId="7BB37A6F">
@@ -311,6 +334,9 @@
     </w:p>
     <w:p>
       <w:r>
+        <w:rPr>
+          <w:noProof/>
+        </w:rPr>
         <w:drawing>
           <wp:inline distT="0" distB="0" distL="0" distR="0" wp14:anchorId="25838F2F" wp14:editId="0A6F6402">
             <wp:extent cx="5731510" cy="3134360"/>
@@ -375,6 +401,9 @@
     <w:p/>
     <w:p>
       <w:r>
+        <w:rPr>
+          <w:noProof/>
+        </w:rPr>
         <w:lastRenderedPageBreak/>
         <w:drawing>
           <wp:inline distT="0" distB="0" distL="0" distR="0" wp14:anchorId="54AF25A5" wp14:editId="44613DA6">
@@ -471,6 +500,270 @@
       </w:r>
       <w:r>
         <w:t>Test systems with AI</w:t>
+      </w:r>
+    </w:p>
+    <w:p>
+      <w:r>
+        <w:lastRenderedPageBreak/>
+        <w:drawing>
+          <wp:inline distT="0" distB="0" distL="0" distR="0" wp14:anchorId="759908C6" wp14:editId="0AF28A52">
+            <wp:extent cx="3496163" cy="6306430"/>
+            <wp:effectExtent l="0" t="0" r="9525" b="0"/>
+            <wp:docPr id="1528863249" name="Picture 1"/>
+            <wp:cNvGraphicFramePr>
+              <a:graphicFrameLocks xmlns:a="http://schemas.openxmlformats.org/drawingml/2006/main" noChangeAspect="1"/>
+            </wp:cNvGraphicFramePr>
+            <a:graphic xmlns:a="http://schemas.openxmlformats.org/drawingml/2006/main">
+              <a:graphicData uri="http://schemas.openxmlformats.org/drawingml/2006/picture">
+                <pic:pic xmlns:pic="http://schemas.openxmlformats.org/drawingml/2006/picture">
+                  <pic:nvPicPr>
+                    <pic:cNvPr id="1528863249" name=""/>
+                    <pic:cNvPicPr/>
+                  </pic:nvPicPr>
+                  <pic:blipFill>
+                    <a:blip r:embed="rId11"/>
+                    <a:stretch>
+                      <a:fillRect/>
+                    </a:stretch>
+                  </pic:blipFill>
+                  <pic:spPr>
+                    <a:xfrm>
+                      <a:off x="0" y="0"/>
+                      <a:ext cx="3496163" cy="6306430"/>
+                    </a:xfrm>
+                    <a:prstGeom prst="rect">
+                      <a:avLst/>
+                    </a:prstGeom>
+                  </pic:spPr>
+                </pic:pic>
+              </a:graphicData>
+            </a:graphic>
+          </wp:inline>
+        </w:drawing>
+      </w:r>
+    </w:p>
+    <w:p>
+      <w:r>
+        <w:lastRenderedPageBreak/>
+        <w:drawing>
+          <wp:inline distT="0" distB="0" distL="0" distR="0" wp14:anchorId="1743DEEA" wp14:editId="498F0545">
+            <wp:extent cx="5731510" cy="6288405"/>
+            <wp:effectExtent l="0" t="0" r="2540" b="0"/>
+            <wp:docPr id="1863409993" name="Picture 1"/>
+            <wp:cNvGraphicFramePr>
+              <a:graphicFrameLocks xmlns:a="http://schemas.openxmlformats.org/drawingml/2006/main" noChangeAspect="1"/>
+            </wp:cNvGraphicFramePr>
+            <a:graphic xmlns:a="http://schemas.openxmlformats.org/drawingml/2006/main">
+              <a:graphicData uri="http://schemas.openxmlformats.org/drawingml/2006/picture">
+                <pic:pic xmlns:pic="http://schemas.openxmlformats.org/drawingml/2006/picture">
+                  <pic:nvPicPr>
+                    <pic:cNvPr id="1863409993" name=""/>
+                    <pic:cNvPicPr/>
+                  </pic:nvPicPr>
+                  <pic:blipFill>
+                    <a:blip r:embed="rId12"/>
+                    <a:stretch>
+                      <a:fillRect/>
+                    </a:stretch>
+                  </pic:blipFill>
+                  <pic:spPr>
+                    <a:xfrm>
+                      <a:off x="0" y="0"/>
+                      <a:ext cx="5731510" cy="6288405"/>
+                    </a:xfrm>
+                    <a:prstGeom prst="rect">
+                      <a:avLst/>
+                    </a:prstGeom>
+                  </pic:spPr>
+                </pic:pic>
+              </a:graphicData>
+            </a:graphic>
+          </wp:inline>
+        </w:drawing>
+      </w:r>
+    </w:p>
+    <w:p>
+      <w:r>
+        <w:t xml:space="preserve">1/ </w:t>
+      </w:r>
+      <w:r>
+        <w:t>Through experience without explicit programming</w:t>
+      </w:r>
+    </w:p>
+    <w:p>
+      <w:r>
+        <w:t xml:space="preserve">2/ </w:t>
+      </w:r>
+      <w:r>
+        <w:t>Building and deploying AI in production</w:t>
+      </w:r>
+    </w:p>
+    <w:p>
+      <w:r>
+        <w:t xml:space="preserve">3/ </w:t>
+      </w:r>
+      <w:r>
+        <w:t>The gap between AI research and practical application of AI</w:t>
+      </w:r>
+    </w:p>
+    <w:p>
+      <w:r>
+        <w:t xml:space="preserve">4/ </w:t>
+      </w:r>
+      <w:r>
+        <w:t>AI Engineers work in any environment producing practical real-world systems</w:t>
+      </w:r>
+    </w:p>
+    <w:p>
+      <w:r>
+        <w:t xml:space="preserve">5/ </w:t>
+      </w:r>
+      <w:r>
+        <w:t>Software engineering is a systematic approach to designing and maintaining software</w:t>
+      </w:r>
+    </w:p>
+    <w:p>
+      <w:r>
+        <w:t xml:space="preserve">6/ </w:t>
+      </w:r>
+      <w:r>
+        <w:t>Data engineering is focused on building infrastructure to collect and deliver data</w:t>
+      </w:r>
+    </w:p>
+    <w:p>
+      <w:r>
+        <w:lastRenderedPageBreak/>
+        <w:drawing>
+          <wp:inline distT="0" distB="0" distL="0" distR="0" wp14:anchorId="3591C3FE" wp14:editId="3418B068">
+            <wp:extent cx="3400900" cy="8640381"/>
+            <wp:effectExtent l="0" t="0" r="9525" b="0"/>
+            <wp:docPr id="632493267" name="Picture 1"/>
+            <wp:cNvGraphicFramePr>
+              <a:graphicFrameLocks xmlns:a="http://schemas.openxmlformats.org/drawingml/2006/main" noChangeAspect="1"/>
+            </wp:cNvGraphicFramePr>
+            <a:graphic xmlns:a="http://schemas.openxmlformats.org/drawingml/2006/main">
+              <a:graphicData uri="http://schemas.openxmlformats.org/drawingml/2006/picture">
+                <pic:pic xmlns:pic="http://schemas.openxmlformats.org/drawingml/2006/picture">
+                  <pic:nvPicPr>
+                    <pic:cNvPr id="632493267" name=""/>
+                    <pic:cNvPicPr/>
+                  </pic:nvPicPr>
+                  <pic:blipFill>
+                    <a:blip r:embed="rId13"/>
+                    <a:stretch>
+                      <a:fillRect/>
+                    </a:stretch>
+                  </pic:blipFill>
+                  <pic:spPr>
+                    <a:xfrm>
+                      <a:off x="0" y="0"/>
+                      <a:ext cx="3400900" cy="8640381"/>
+                    </a:xfrm>
+                    <a:prstGeom prst="rect">
+                      <a:avLst/>
+                    </a:prstGeom>
+                  </pic:spPr>
+                </pic:pic>
+              </a:graphicData>
+            </a:graphic>
+          </wp:inline>
+        </w:drawing>
+      </w:r>
+    </w:p>
+    <w:p>
+      <w:r>
+        <w:lastRenderedPageBreak/>
+        <w:drawing>
+          <wp:inline distT="0" distB="0" distL="0" distR="0" wp14:anchorId="5C89DAED" wp14:editId="56CFC455">
+            <wp:extent cx="5731510" cy="7012305"/>
+            <wp:effectExtent l="0" t="0" r="2540" b="0"/>
+            <wp:docPr id="145138089" name="Picture 1"/>
+            <wp:cNvGraphicFramePr>
+              <a:graphicFrameLocks xmlns:a="http://schemas.openxmlformats.org/drawingml/2006/main" noChangeAspect="1"/>
+            </wp:cNvGraphicFramePr>
+            <a:graphic xmlns:a="http://schemas.openxmlformats.org/drawingml/2006/main">
+              <a:graphicData uri="http://schemas.openxmlformats.org/drawingml/2006/picture">
+                <pic:pic xmlns:pic="http://schemas.openxmlformats.org/drawingml/2006/picture">
+                  <pic:nvPicPr>
+                    <pic:cNvPr id="145138089" name=""/>
+                    <pic:cNvPicPr/>
+                  </pic:nvPicPr>
+                  <pic:blipFill>
+                    <a:blip r:embed="rId14"/>
+                    <a:stretch>
+                      <a:fillRect/>
+                    </a:stretch>
+                  </pic:blipFill>
+                  <pic:spPr>
+                    <a:xfrm>
+                      <a:off x="0" y="0"/>
+                      <a:ext cx="5731510" cy="7012305"/>
+                    </a:xfrm>
+                    <a:prstGeom prst="rect">
+                      <a:avLst/>
+                    </a:prstGeom>
+                  </pic:spPr>
+                </pic:pic>
+              </a:graphicData>
+            </a:graphic>
+          </wp:inline>
+        </w:drawing>
+      </w:r>
+    </w:p>
+    <w:p>
+      <w:r>
+        <w:t xml:space="preserve">1/ </w:t>
+      </w:r>
+      <w:r>
+        <w:t>Python</w:t>
+      </w:r>
+    </w:p>
+    <w:p>
+      <w:r>
+        <w:t xml:space="preserve">2/ </w:t>
+      </w:r>
+      <w:r>
+        <w:t>Scikit-learn</w:t>
+      </w:r>
+    </w:p>
+    <w:p>
+      <w:r>
+        <w:t xml:space="preserve">3/ </w:t>
+      </w:r>
+      <w:r>
+        <w:t>Application design and integration</w:t>
+      </w:r>
+    </w:p>
+    <w:p>
+      <w:r>
+        <w:t xml:space="preserve">4/ </w:t>
+      </w:r>
+      <w:r>
+        <w:t>Git and GitHub</w:t>
+      </w:r>
+    </w:p>
+    <w:p>
+      <w:r>
+        <w:t xml:space="preserve">5/ </w:t>
+      </w:r>
+      <w:r>
+        <w:t>Data cleaning</w:t>
+      </w:r>
+    </w:p>
+    <w:p>
+      <w:r>
+        <w:t xml:space="preserve">6/ </w:t>
+      </w:r>
+      <w:r>
+        <w:t>Amazon Web Services</w:t>
+      </w:r>
+    </w:p>
+    <w:p>
+      <w:r>
+        <w:t xml:space="preserve">7/ </w:t>
+      </w:r>
+      <w:r>
+        <w:t>Deep learning fundamentals</w:t>
       </w:r>
     </w:p>
     <w:sectPr>

--- a/01_AIE01/AIE01 - Revision Notes.docx
+++ b/01_AIE01/AIE01 - Revision Notes.docx
@@ -146,15 +146,7 @@
         <w:t xml:space="preserve">2/ </w:t>
       </w:r>
       <w:r>
-        <w:t xml:space="preserve">AI operates at a </w:t>
-      </w:r>
-      <w:proofErr w:type="gramStart"/>
-      <w:r>
-        <w:t>scale</w:t>
-      </w:r>
-      <w:proofErr w:type="gramEnd"/>
-      <w:r>
-        <w:t xml:space="preserve"> and speed humans could never achieve on their own</w:t>
+        <w:t>AI operates at a scale and speed humans could never achieve on their own</w:t>
       </w:r>
     </w:p>
     <w:p>
@@ -504,6 +496,9 @@
     </w:p>
     <w:p>
       <w:r>
+        <w:rPr>
+          <w:noProof/>
+        </w:rPr>
         <w:lastRenderedPageBreak/>
         <w:drawing>
           <wp:inline distT="0" distB="0" distL="0" distR="0" wp14:anchorId="759908C6" wp14:editId="0AF28A52">
@@ -544,6 +539,9 @@
     </w:p>
     <w:p>
       <w:r>
+        <w:rPr>
+          <w:noProof/>
+        </w:rPr>
         <w:lastRenderedPageBreak/>
         <w:drawing>
           <wp:inline distT="0" distB="0" distL="0" distR="0" wp14:anchorId="1743DEEA" wp14:editId="498F0545">
@@ -632,6 +630,9 @@
     </w:p>
     <w:p>
       <w:r>
+        <w:rPr>
+          <w:noProof/>
+        </w:rPr>
         <w:lastRenderedPageBreak/>
         <w:drawing>
           <wp:inline distT="0" distB="0" distL="0" distR="0" wp14:anchorId="3591C3FE" wp14:editId="3418B068">
@@ -672,6 +673,9 @@
     </w:p>
     <w:p>
       <w:r>
+        <w:rPr>
+          <w:noProof/>
+        </w:rPr>
         <w:lastRenderedPageBreak/>
         <w:drawing>
           <wp:inline distT="0" distB="0" distL="0" distR="0" wp14:anchorId="5C89DAED" wp14:editId="56CFC455">
@@ -764,6 +768,340 @@
       </w:r>
       <w:r>
         <w:t>Deep learning fundamentals</w:t>
+      </w:r>
+    </w:p>
+    <w:p/>
+    <w:p/>
+    <w:p>
+      <w:r>
+        <w:lastRenderedPageBreak/>
+        <w:drawing>
+          <wp:inline distT="0" distB="0" distL="0" distR="0" wp14:anchorId="583346B1" wp14:editId="422BE5BE">
+            <wp:extent cx="3505689" cy="5344271"/>
+            <wp:effectExtent l="0" t="0" r="0" b="8890"/>
+            <wp:docPr id="1749686697" name="Picture 1"/>
+            <wp:cNvGraphicFramePr>
+              <a:graphicFrameLocks xmlns:a="http://schemas.openxmlformats.org/drawingml/2006/main" noChangeAspect="1"/>
+            </wp:cNvGraphicFramePr>
+            <a:graphic xmlns:a="http://schemas.openxmlformats.org/drawingml/2006/main">
+              <a:graphicData uri="http://schemas.openxmlformats.org/drawingml/2006/picture">
+                <pic:pic xmlns:pic="http://schemas.openxmlformats.org/drawingml/2006/picture">
+                  <pic:nvPicPr>
+                    <pic:cNvPr id="1749686697" name=""/>
+                    <pic:cNvPicPr/>
+                  </pic:nvPicPr>
+                  <pic:blipFill>
+                    <a:blip r:embed="rId15"/>
+                    <a:stretch>
+                      <a:fillRect/>
+                    </a:stretch>
+                  </pic:blipFill>
+                  <pic:spPr>
+                    <a:xfrm>
+                      <a:off x="0" y="0"/>
+                      <a:ext cx="3505689" cy="5344271"/>
+                    </a:xfrm>
+                    <a:prstGeom prst="rect">
+                      <a:avLst/>
+                    </a:prstGeom>
+                  </pic:spPr>
+                </pic:pic>
+              </a:graphicData>
+            </a:graphic>
+          </wp:inline>
+        </w:drawing>
+      </w:r>
+    </w:p>
+    <w:p>
+      <w:r>
+        <w:lastRenderedPageBreak/>
+        <w:drawing>
+          <wp:inline distT="0" distB="0" distL="0" distR="0" wp14:anchorId="3FCD81B2" wp14:editId="65819F5F">
+            <wp:extent cx="5731510" cy="5177790"/>
+            <wp:effectExtent l="0" t="0" r="2540" b="3810"/>
+            <wp:docPr id="1511034558" name="Picture 1"/>
+            <wp:cNvGraphicFramePr>
+              <a:graphicFrameLocks xmlns:a="http://schemas.openxmlformats.org/drawingml/2006/main" noChangeAspect="1"/>
+            </wp:cNvGraphicFramePr>
+            <a:graphic xmlns:a="http://schemas.openxmlformats.org/drawingml/2006/main">
+              <a:graphicData uri="http://schemas.openxmlformats.org/drawingml/2006/picture">
+                <pic:pic xmlns:pic="http://schemas.openxmlformats.org/drawingml/2006/picture">
+                  <pic:nvPicPr>
+                    <pic:cNvPr id="1511034558" name=""/>
+                    <pic:cNvPicPr/>
+                  </pic:nvPicPr>
+                  <pic:blipFill>
+                    <a:blip r:embed="rId16"/>
+                    <a:stretch>
+                      <a:fillRect/>
+                    </a:stretch>
+                  </pic:blipFill>
+                  <pic:spPr>
+                    <a:xfrm>
+                      <a:off x="0" y="0"/>
+                      <a:ext cx="5731510" cy="5177790"/>
+                    </a:xfrm>
+                    <a:prstGeom prst="rect">
+                      <a:avLst/>
+                    </a:prstGeom>
+                  </pic:spPr>
+                </pic:pic>
+              </a:graphicData>
+            </a:graphic>
+          </wp:inline>
+        </w:drawing>
+      </w:r>
+    </w:p>
+    <w:p>
+      <w:r>
+        <w:t xml:space="preserve">1/ </w:t>
+      </w:r>
+      <w:r>
+        <w:t>Finetune existing models rather than training from scratch</w:t>
+      </w:r>
+    </w:p>
+    <w:p>
+      <w:r>
+        <w:t xml:space="preserve">2/ </w:t>
+      </w:r>
+      <w:r>
+        <w:t>Prompt engineering, RAG, and finetuning</w:t>
+      </w:r>
+    </w:p>
+    <w:p>
+      <w:r>
+        <w:t xml:space="preserve">3/ </w:t>
+      </w:r>
+      <w:r>
+        <w:t>Architectures that serve the adapted AI models</w:t>
+      </w:r>
+    </w:p>
+    <w:p>
+      <w:r>
+        <w:t xml:space="preserve">4/ </w:t>
+      </w:r>
+      <w:r>
+        <w:t>Probabilistic with varying outputs</w:t>
+      </w:r>
+    </w:p>
+    <w:p>
+      <w:r>
+        <w:t xml:space="preserve">5/ </w:t>
+      </w:r>
+      <w:r>
+        <w:t>Evaluating AI models to a large degree</w:t>
+      </w:r>
+    </w:p>
+    <w:p>
+      <w:r>
+        <w:lastRenderedPageBreak/>
+        <w:drawing>
+          <wp:inline distT="0" distB="0" distL="0" distR="0" wp14:anchorId="699CC1E2" wp14:editId="2D74FE8A">
+            <wp:extent cx="5731510" cy="5177155"/>
+            <wp:effectExtent l="0" t="0" r="2540" b="4445"/>
+            <wp:docPr id="849220253" name="Picture 1"/>
+            <wp:cNvGraphicFramePr>
+              <a:graphicFrameLocks xmlns:a="http://schemas.openxmlformats.org/drawingml/2006/main" noChangeAspect="1"/>
+            </wp:cNvGraphicFramePr>
+            <a:graphic xmlns:a="http://schemas.openxmlformats.org/drawingml/2006/main">
+              <a:graphicData uri="http://schemas.openxmlformats.org/drawingml/2006/picture">
+                <pic:pic xmlns:pic="http://schemas.openxmlformats.org/drawingml/2006/picture">
+                  <pic:nvPicPr>
+                    <pic:cNvPr id="849220253" name=""/>
+                    <pic:cNvPicPr/>
+                  </pic:nvPicPr>
+                  <pic:blipFill>
+                    <a:blip r:embed="rId17"/>
+                    <a:stretch>
+                      <a:fillRect/>
+                    </a:stretch>
+                  </pic:blipFill>
+                  <pic:spPr>
+                    <a:xfrm>
+                      <a:off x="0" y="0"/>
+                      <a:ext cx="5731510" cy="5177155"/>
+                    </a:xfrm>
+                    <a:prstGeom prst="rect">
+                      <a:avLst/>
+                    </a:prstGeom>
+                  </pic:spPr>
+                </pic:pic>
+              </a:graphicData>
+            </a:graphic>
+          </wp:inline>
+        </w:drawing>
+      </w:r>
+    </w:p>
+    <w:p>
+      <w:r>
+        <w:t xml:space="preserve">6/ </w:t>
+      </w:r>
+      <w:r>
+        <w:t>Is the system working well?</w:t>
+      </w:r>
+      <w:r>
+        <w:t xml:space="preserve"> </w:t>
+      </w:r>
+      <w:r>
+        <w:t>Is the system reliable?</w:t>
+      </w:r>
+      <w:r>
+        <w:t xml:space="preserve"> </w:t>
+      </w:r>
+      <w:r>
+        <w:t>Is the system safe?</w:t>
+      </w:r>
+    </w:p>
+    <w:p>
+      <w:r>
+        <w:t xml:space="preserve">7/ </w:t>
+      </w:r>
+      <w:r>
+        <w:t>Crafting inputs to guide AI model outputs</w:t>
+      </w:r>
+    </w:p>
+    <w:p>
+      <w:r>
+        <w:t xml:space="preserve">8/ </w:t>
+      </w:r>
+      <w:r>
+        <w:t>Using data to adapt pre-trained models for specific tasks</w:t>
+      </w:r>
+    </w:p>
+    <w:p>
+      <w:r>
+        <w:t xml:space="preserve">9/ </w:t>
+      </w:r>
+      <w:r>
+        <w:t>A technique used in AI engineering to allow the AI system to access information</w:t>
+      </w:r>
+    </w:p>
+    <w:p>
+      <w:r>
+        <w:t xml:space="preserve">10/ </w:t>
+      </w:r>
+      <w:r>
+        <w:t>Assessing model performance, reliability, and safety</w:t>
+      </w:r>
+    </w:p>
+    <w:p>
+      <w:r>
+        <w:lastRenderedPageBreak/>
+        <w:drawing>
+          <wp:inline distT="0" distB="0" distL="0" distR="0" wp14:anchorId="3060F7AC" wp14:editId="044E3543">
+            <wp:extent cx="5731510" cy="5242560"/>
+            <wp:effectExtent l="0" t="0" r="2540" b="0"/>
+            <wp:docPr id="1718940443" name="Picture 1"/>
+            <wp:cNvGraphicFramePr>
+              <a:graphicFrameLocks xmlns:a="http://schemas.openxmlformats.org/drawingml/2006/main" noChangeAspect="1"/>
+            </wp:cNvGraphicFramePr>
+            <a:graphic xmlns:a="http://schemas.openxmlformats.org/drawingml/2006/main">
+              <a:graphicData uri="http://schemas.openxmlformats.org/drawingml/2006/picture">
+                <pic:pic xmlns:pic="http://schemas.openxmlformats.org/drawingml/2006/picture">
+                  <pic:nvPicPr>
+                    <pic:cNvPr id="1718940443" name=""/>
+                    <pic:cNvPicPr/>
+                  </pic:nvPicPr>
+                  <pic:blipFill>
+                    <a:blip r:embed="rId18"/>
+                    <a:stretch>
+                      <a:fillRect/>
+                    </a:stretch>
+                  </pic:blipFill>
+                  <pic:spPr>
+                    <a:xfrm>
+                      <a:off x="0" y="0"/>
+                      <a:ext cx="5731510" cy="5242560"/>
+                    </a:xfrm>
+                    <a:prstGeom prst="rect">
+                      <a:avLst/>
+                    </a:prstGeom>
+                  </pic:spPr>
+                </pic:pic>
+              </a:graphicData>
+            </a:graphic>
+          </wp:inline>
+        </w:drawing>
+      </w:r>
+    </w:p>
+    <w:p>
+      <w:r>
+        <w:t xml:space="preserve">11/ </w:t>
+      </w:r>
+      <w:r>
+        <w:t>It's more efficient to finetune existing models</w:t>
+      </w:r>
+    </w:p>
+    <w:p>
+      <w:r>
+        <w:t xml:space="preserve">12/ </w:t>
+      </w:r>
+      <w:r>
+        <w:t>Models are adapted through techniques like RAG</w:t>
+      </w:r>
+    </w:p>
+    <w:p>
+      <w:r>
+        <w:t xml:space="preserve">13/ </w:t>
+      </w:r>
+      <w:r>
+        <w:t>RAG systems</w:t>
+      </w:r>
+    </w:p>
+    <w:p>
+      <w:r>
+        <w:t xml:space="preserve">14/ </w:t>
+      </w:r>
+      <w:r>
+        <w:t>Whether the system works reliably and safely</w:t>
+      </w:r>
+    </w:p>
+    <w:p>
+      <w:r>
+        <w:t xml:space="preserve">15/ </w:t>
+      </w:r>
+      <w:r>
+        <w:t>Finetuning</w:t>
+      </w:r>
+    </w:p>
+    <w:p>
+      <w:r>
+        <w:lastRenderedPageBreak/>
+        <w:drawing>
+          <wp:inline distT="0" distB="0" distL="0" distR="0" wp14:anchorId="26AECB43" wp14:editId="1AB89791">
+            <wp:extent cx="3448531" cy="6144482"/>
+            <wp:effectExtent l="0" t="0" r="0" b="8890"/>
+            <wp:docPr id="314516653" name="Picture 1"/>
+            <wp:cNvGraphicFramePr>
+              <a:graphicFrameLocks xmlns:a="http://schemas.openxmlformats.org/drawingml/2006/main" noChangeAspect="1"/>
+            </wp:cNvGraphicFramePr>
+            <a:graphic xmlns:a="http://schemas.openxmlformats.org/drawingml/2006/main">
+              <a:graphicData uri="http://schemas.openxmlformats.org/drawingml/2006/picture">
+                <pic:pic xmlns:pic="http://schemas.openxmlformats.org/drawingml/2006/picture">
+                  <pic:nvPicPr>
+                    <pic:cNvPr id="314516653" name=""/>
+                    <pic:cNvPicPr/>
+                  </pic:nvPicPr>
+                  <pic:blipFill>
+                    <a:blip r:embed="rId19"/>
+                    <a:stretch>
+                      <a:fillRect/>
+                    </a:stretch>
+                  </pic:blipFill>
+                  <pic:spPr>
+                    <a:xfrm>
+                      <a:off x="0" y="0"/>
+                      <a:ext cx="3448531" cy="6144482"/>
+                    </a:xfrm>
+                    <a:prstGeom prst="rect">
+                      <a:avLst/>
+                    </a:prstGeom>
+                  </pic:spPr>
+                </pic:pic>
+              </a:graphicData>
+            </a:graphic>
+          </wp:inline>
+        </w:drawing>
       </w:r>
     </w:p>
     <w:sectPr>
